--- a/documents/Web_Design_Advising.docx
+++ b/documents/Web_Design_Advising.docx
@@ -253,22 +253,24 @@
         </w:numPr>
       </w:pPr>
       <w:r>
-        <w:t>RIZE sometimes changes its program requirements, and it can up to a year for the College Catalog to catch up.  For example, as of Spring 2026 CSCR 100 will no longer be taught, and its place in the curriculum will be taken by a new course, C</w:t>
-      </w:r>
-      <w:r>
-        <w:t>SCR</w:t>
-      </w:r>
-      <w:r>
-        <w:t xml:space="preserve"> 10</w:t>
-      </w:r>
-      <w:r>
-        <w:t>5</w:t>
-      </w:r>
-      <w:r>
-        <w:t>, hopefully available by Fall 2026.  The plans below will be revised when the new course becomes available.  Keep an eye out for emails from the coordinator of the Information Technology major:  we intend to keep you apprised of upcoming changes in good time to keep you on track.</w:t>
-      </w:r>
-    </w:p>
-    <w:p/>
+        <w:t xml:space="preserve">RIZE sometimes changes its program requirements, and it can up to a year for the College Catalog to catch up.  For example, as of </w:t>
+      </w:r>
+      <w:r>
+        <w:t xml:space="preserve">now </w:t>
+      </w:r>
+      <w:r>
+        <w:t xml:space="preserve">CSCR 100 will no longer be taught, and its place in the curriculum will be taken by a new course, CSCR 105, available </w:t>
+      </w:r>
+      <w:r>
+        <w:t>starting</w:t>
+      </w:r>
+      <w:r>
+        <w:t xml:space="preserve"> Fall 2026.  </w:t>
+      </w:r>
+      <w:r>
+        <w:t>The completion plans below mention CSCR 105, but if you have already taken CSCR 100 then don’t worry:  that course still count toward your major, and you will not have to take CSCR 105 in addition.</w:t>
+      </w:r>
+    </w:p>
     <w:p/>
     <w:p>
       <w:pPr>
@@ -288,12 +290,271 @@
     <w:p/>
     <w:p>
       <w:r>
+        <w:t>If you start in an even Fall semester, you can finish in 2.5 years:</w:t>
+      </w:r>
+    </w:p>
+    <w:p/>
+    <w:p>
+      <w:pPr>
+        <w:pStyle w:val="ListParagraph"/>
+        <w:numPr>
+          <w:ilvl w:val="0"/>
+          <w:numId w:val="1"/>
+        </w:numPr>
+      </w:pPr>
+      <w:r>
         <w:lastRenderedPageBreak/>
-        <w:t>If you start in an even Fall semester, you can finish in 2.5 years:</w:t>
+        <w:t>Year 1, Fall</w:t>
+      </w:r>
+    </w:p>
+    <w:p>
+      <w:pPr>
+        <w:pStyle w:val="ListParagraph"/>
+        <w:numPr>
+          <w:ilvl w:val="1"/>
+          <w:numId w:val="1"/>
+        </w:numPr>
+      </w:pPr>
+      <w:r>
+        <w:t>CSC 115 (F/S)</w:t>
+      </w:r>
+    </w:p>
+    <w:p>
+      <w:pPr>
+        <w:pStyle w:val="ListParagraph"/>
+        <w:numPr>
+          <w:ilvl w:val="1"/>
+          <w:numId w:val="1"/>
+        </w:numPr>
+      </w:pPr>
+      <w:r>
+        <w:t>ART 121 (F/S)</w:t>
+      </w:r>
+    </w:p>
+    <w:p>
+      <w:pPr>
+        <w:pStyle w:val="ListParagraph"/>
+        <w:numPr>
+          <w:ilvl w:val="0"/>
+          <w:numId w:val="1"/>
+        </w:numPr>
+      </w:pPr>
+      <w:r>
+        <w:t>Year 1, Spring</w:t>
+      </w:r>
+    </w:p>
+    <w:p>
+      <w:pPr>
+        <w:pStyle w:val="ListParagraph"/>
+        <w:numPr>
+          <w:ilvl w:val="1"/>
+          <w:numId w:val="1"/>
+        </w:numPr>
+      </w:pPr>
+      <w:r>
+        <w:t>COMM 115 (F/S)</w:t>
+      </w:r>
+    </w:p>
+    <w:p>
+      <w:pPr>
+        <w:pStyle w:val="ListParagraph"/>
+        <w:numPr>
+          <w:ilvl w:val="1"/>
+          <w:numId w:val="1"/>
+        </w:numPr>
+      </w:pPr>
+      <w:r>
+        <w:t>CSC 215 (</w:t>
+      </w:r>
+      <w:r>
+        <w:t>S</w:t>
+      </w:r>
+      <w:r>
+        <w:t>)</w:t>
+      </w:r>
+    </w:p>
+    <w:p>
+      <w:pPr>
+        <w:pStyle w:val="ListParagraph"/>
+        <w:numPr>
+          <w:ilvl w:val="1"/>
+          <w:numId w:val="1"/>
+        </w:numPr>
+      </w:pPr>
+      <w:r>
+        <w:t>CSCR 10</w:t>
+      </w:r>
+      <w:r>
+        <w:t>5</w:t>
+      </w:r>
+      <w:r>
+        <w:t xml:space="preserve"> (F/S)</w:t>
+      </w:r>
+    </w:p>
+    <w:p>
+      <w:pPr>
+        <w:pStyle w:val="ListParagraph"/>
+        <w:numPr>
+          <w:ilvl w:val="0"/>
+          <w:numId w:val="1"/>
+        </w:numPr>
+      </w:pPr>
+      <w:r>
+        <w:t>Year 2, Fall</w:t>
+      </w:r>
+    </w:p>
+    <w:p>
+      <w:pPr>
+        <w:pStyle w:val="ListParagraph"/>
+        <w:numPr>
+          <w:ilvl w:val="1"/>
+          <w:numId w:val="1"/>
+        </w:numPr>
+      </w:pPr>
+      <w:r>
+        <w:t>ART 321 (F/S)</w:t>
+      </w:r>
+    </w:p>
+    <w:p>
+      <w:pPr>
+        <w:pStyle w:val="ListParagraph"/>
+        <w:numPr>
+          <w:ilvl w:val="1"/>
+          <w:numId w:val="1"/>
+        </w:numPr>
+      </w:pPr>
+      <w:r>
+        <w:t>CSC 324 (o</w:t>
+      </w:r>
+      <w:r>
+        <w:t>dd</w:t>
+      </w:r>
+      <w:r>
+        <w:t xml:space="preserve"> F only)</w:t>
+      </w:r>
+    </w:p>
+    <w:p>
+      <w:pPr>
+        <w:pStyle w:val="ListParagraph"/>
+        <w:numPr>
+          <w:ilvl w:val="1"/>
+          <w:numId w:val="1"/>
+        </w:numPr>
+      </w:pPr>
+      <w:r>
+        <w:t>WDMR 200 (F/S)</w:t>
+      </w:r>
+    </w:p>
+    <w:p>
+      <w:pPr>
+        <w:pStyle w:val="ListParagraph"/>
+        <w:numPr>
+          <w:ilvl w:val="0"/>
+          <w:numId w:val="1"/>
+        </w:numPr>
+      </w:pPr>
+      <w:r>
+        <w:t>Year 2, Spring</w:t>
+      </w:r>
+    </w:p>
+    <w:p>
+      <w:pPr>
+        <w:pStyle w:val="ListParagraph"/>
+        <w:numPr>
+          <w:ilvl w:val="1"/>
+          <w:numId w:val="1"/>
+        </w:numPr>
+      </w:pPr>
+      <w:r>
+        <w:t>WDM</w:t>
+      </w:r>
+      <w:r>
+        <w:t xml:space="preserve">R </w:t>
+      </w:r>
+      <w:r>
+        <w:t>3</w:t>
+      </w:r>
+      <w:r>
+        <w:t>00 (S)</w:t>
+      </w:r>
+    </w:p>
+    <w:p>
+      <w:pPr>
+        <w:pStyle w:val="ListParagraph"/>
+        <w:numPr>
+          <w:ilvl w:val="1"/>
+          <w:numId w:val="1"/>
+        </w:numPr>
+      </w:pPr>
+      <w:r>
+        <w:t>MAT 111 (F</w:t>
+      </w:r>
+      <w:r>
+        <w:t>/</w:t>
+      </w:r>
+      <w:r>
+        <w:t>S)</w:t>
+      </w:r>
+    </w:p>
+    <w:p>
+      <w:pPr>
+        <w:pStyle w:val="ListParagraph"/>
+        <w:numPr>
+          <w:ilvl w:val="1"/>
+          <w:numId w:val="1"/>
+        </w:numPr>
+      </w:pPr>
+      <w:r>
+        <w:t>CSCR 300 (F</w:t>
+      </w:r>
+      <w:r>
+        <w:t>/</w:t>
+      </w:r>
+      <w:r>
+        <w:t>S)</w:t>
+      </w:r>
+    </w:p>
+    <w:p>
+      <w:pPr>
+        <w:pStyle w:val="ListParagraph"/>
+        <w:numPr>
+          <w:ilvl w:val="0"/>
+          <w:numId w:val="1"/>
+        </w:numPr>
+      </w:pPr>
+      <w:r>
+        <w:t>Year 3, Fall</w:t>
+      </w:r>
+    </w:p>
+    <w:p>
+      <w:pPr>
+        <w:pStyle w:val="ListParagraph"/>
+        <w:numPr>
+          <w:ilvl w:val="1"/>
+          <w:numId w:val="1"/>
+        </w:numPr>
+      </w:pPr>
+      <w:r>
+        <w:t>WDM</w:t>
+      </w:r>
+      <w:r>
+        <w:t xml:space="preserve">R </w:t>
+      </w:r>
+      <w:r>
+        <w:t>450</w:t>
+      </w:r>
+      <w:r>
+        <w:t xml:space="preserve"> (F)</w:t>
       </w:r>
     </w:p>
     <w:p/>
     <w:p>
+      <w:r>
+        <w:t>If you start in an odd Fall semester, you can still finish in three years, but you would have to take CSCR 300 before or along with CSC 324:</w:t>
+      </w:r>
+    </w:p>
+    <w:p/>
+    <w:p>
       <w:pPr>
         <w:pStyle w:val="ListParagraph"/>
         <w:numPr>
@@ -362,260 +623,13 @@
         </w:numPr>
       </w:pPr>
       <w:r>
-        <w:t>CSC 215 (</w:t>
-      </w:r>
-      <w:r>
-        <w:t>S</w:t>
-      </w:r>
-      <w:r>
-        <w:t>)</w:t>
-      </w:r>
-    </w:p>
-    <w:p>
-      <w:pPr>
-        <w:pStyle w:val="ListParagraph"/>
-        <w:numPr>
-          <w:ilvl w:val="1"/>
-          <w:numId w:val="1"/>
-        </w:numPr>
-      </w:pPr>
-      <w:r>
-        <w:t>CSCR 100 (F/S)</w:t>
-      </w:r>
-    </w:p>
-    <w:p>
-      <w:pPr>
-        <w:pStyle w:val="ListParagraph"/>
-        <w:numPr>
-          <w:ilvl w:val="0"/>
-          <w:numId w:val="1"/>
-        </w:numPr>
-      </w:pPr>
-      <w:r>
-        <w:t>Year 2, Fall</w:t>
-      </w:r>
-    </w:p>
-    <w:p>
-      <w:pPr>
-        <w:pStyle w:val="ListParagraph"/>
-        <w:numPr>
-          <w:ilvl w:val="1"/>
-          <w:numId w:val="1"/>
-        </w:numPr>
-      </w:pPr>
-      <w:r>
-        <w:t>ART 321 (F/S)</w:t>
-      </w:r>
-    </w:p>
-    <w:p>
-      <w:pPr>
-        <w:pStyle w:val="ListParagraph"/>
-        <w:numPr>
-          <w:ilvl w:val="1"/>
-          <w:numId w:val="1"/>
-        </w:numPr>
-      </w:pPr>
-      <w:r>
-        <w:t>CSC 324 (o</w:t>
-      </w:r>
-      <w:r>
-        <w:t>dd</w:t>
-      </w:r>
-      <w:r>
-        <w:t xml:space="preserve"> F only)</w:t>
-      </w:r>
-    </w:p>
-    <w:p>
-      <w:pPr>
-        <w:pStyle w:val="ListParagraph"/>
-        <w:numPr>
-          <w:ilvl w:val="1"/>
-          <w:numId w:val="1"/>
-        </w:numPr>
-      </w:pPr>
-      <w:r>
-        <w:t>WDMR 200 (F/S)</w:t>
-      </w:r>
-    </w:p>
-    <w:p>
-      <w:pPr>
-        <w:pStyle w:val="ListParagraph"/>
-        <w:numPr>
-          <w:ilvl w:val="0"/>
-          <w:numId w:val="1"/>
-        </w:numPr>
-      </w:pPr>
-      <w:r>
-        <w:t>Year 2, Spring</w:t>
-      </w:r>
-    </w:p>
-    <w:p>
-      <w:pPr>
-        <w:pStyle w:val="ListParagraph"/>
-        <w:numPr>
-          <w:ilvl w:val="1"/>
-          <w:numId w:val="1"/>
-        </w:numPr>
-      </w:pPr>
-      <w:r>
-        <w:t>WDM</w:t>
-      </w:r>
-      <w:r>
-        <w:t xml:space="preserve">R </w:t>
-      </w:r>
-      <w:r>
-        <w:t>3</w:t>
-      </w:r>
-      <w:r>
-        <w:t>00 (S)</w:t>
-      </w:r>
-    </w:p>
-    <w:p>
-      <w:pPr>
-        <w:pStyle w:val="ListParagraph"/>
-        <w:numPr>
-          <w:ilvl w:val="1"/>
-          <w:numId w:val="1"/>
-        </w:numPr>
-      </w:pPr>
-      <w:r>
-        <w:t>MAT 111 (F</w:t>
-      </w:r>
-      <w:r>
-        <w:t>/</w:t>
-      </w:r>
-      <w:r>
-        <w:t>S)</w:t>
-      </w:r>
-    </w:p>
-    <w:p>
-      <w:pPr>
-        <w:pStyle w:val="ListParagraph"/>
-        <w:numPr>
-          <w:ilvl w:val="1"/>
-          <w:numId w:val="1"/>
-        </w:numPr>
-      </w:pPr>
-      <w:r>
-        <w:t>CSCR 300 (F</w:t>
-      </w:r>
-      <w:r>
-        <w:t>/</w:t>
-      </w:r>
-      <w:r>
-        <w:t>S)</w:t>
-      </w:r>
-    </w:p>
-    <w:p>
-      <w:pPr>
-        <w:pStyle w:val="ListParagraph"/>
-        <w:numPr>
-          <w:ilvl w:val="0"/>
-          <w:numId w:val="1"/>
-        </w:numPr>
-      </w:pPr>
-      <w:r>
-        <w:t>Year 3, Fall</w:t>
-      </w:r>
-    </w:p>
-    <w:p>
-      <w:pPr>
-        <w:pStyle w:val="ListParagraph"/>
-        <w:numPr>
-          <w:ilvl w:val="1"/>
-          <w:numId w:val="1"/>
-        </w:numPr>
-      </w:pPr>
-      <w:r>
-        <w:t>WDM</w:t>
-      </w:r>
-      <w:r>
-        <w:t xml:space="preserve">R </w:t>
-      </w:r>
-      <w:r>
-        <w:t>450</w:t>
-      </w:r>
-      <w:r>
-        <w:t xml:space="preserve"> (F)</w:t>
-      </w:r>
-    </w:p>
-    <w:p/>
-    <w:p>
-      <w:r>
-        <w:t>If you start in an odd Fall semester, you can still finish in three years, but you would have to take CSCR 300 before or along with CSC 324:</w:t>
-      </w:r>
-    </w:p>
-    <w:p/>
-    <w:p>
-      <w:pPr>
-        <w:pStyle w:val="ListParagraph"/>
-        <w:numPr>
-          <w:ilvl w:val="0"/>
-          <w:numId w:val="1"/>
-        </w:numPr>
-      </w:pPr>
-      <w:r>
-        <w:t>Year 1, Fall</w:t>
-      </w:r>
-    </w:p>
-    <w:p>
-      <w:pPr>
-        <w:pStyle w:val="ListParagraph"/>
-        <w:numPr>
-          <w:ilvl w:val="1"/>
-          <w:numId w:val="1"/>
-        </w:numPr>
-      </w:pPr>
-      <w:r>
-        <w:t>CSC 115 (F/S)</w:t>
-      </w:r>
-    </w:p>
-    <w:p>
-      <w:pPr>
-        <w:pStyle w:val="ListParagraph"/>
-        <w:numPr>
-          <w:ilvl w:val="1"/>
-          <w:numId w:val="1"/>
-        </w:numPr>
-      </w:pPr>
-      <w:r>
-        <w:t>ART 121 (F/S)</w:t>
-      </w:r>
-    </w:p>
-    <w:p>
-      <w:pPr>
-        <w:pStyle w:val="ListParagraph"/>
-        <w:numPr>
-          <w:ilvl w:val="0"/>
-          <w:numId w:val="1"/>
-        </w:numPr>
-      </w:pPr>
-      <w:r>
-        <w:t>Year 1, Spring</w:t>
-      </w:r>
-    </w:p>
-    <w:p>
-      <w:pPr>
-        <w:pStyle w:val="ListParagraph"/>
-        <w:numPr>
-          <w:ilvl w:val="1"/>
-          <w:numId w:val="1"/>
-        </w:numPr>
-      </w:pPr>
-      <w:r>
-        <w:t>COMM 115 (F/S)</w:t>
-      </w:r>
-    </w:p>
-    <w:p>
-      <w:pPr>
-        <w:pStyle w:val="ListParagraph"/>
-        <w:numPr>
-          <w:ilvl w:val="1"/>
-          <w:numId w:val="1"/>
-        </w:numPr>
-      </w:pPr>
-      <w:r>
-        <w:t>CSCR 100 (F/S)</w:t>
+        <w:t>CSCR 10</w:t>
+      </w:r>
+      <w:r>
+        <w:t>5</w:t>
+      </w:r>
+      <w:r>
+        <w:t xml:space="preserve"> (F/S)</w:t>
       </w:r>
     </w:p>
     <w:p>
